--- a/Files/04 - Bamidbar/01 - Bamidbar/5785/Bamidbar 5785.docx
+++ b/Files/04 - Bamidbar/01 - Bamidbar/5785/Bamidbar 5785.docx
@@ -811,7 +811,7 @@
         <w:rPr>
           <w:rFonts w:ascii="Times New Roman" w:hAnsi="Times New Roman" w:cs="Times New Roman"/>
         </w:rPr>
-        <w:t xml:space="preserve"> that that we all say while winding the </w:t>
+        <w:t xml:space="preserve"> that we all say while winding the </w:t>
       </w:r>
       <w:r>
         <w:rPr>
@@ -1675,7 +1675,7 @@
         <w:rPr>
           <w:rFonts w:ascii="Times New Roman" w:hAnsi="Times New Roman" w:cs="Times New Roman"/>
         </w:rPr>
-        <w:t xml:space="preserve"> in </w:t>
+        <w:t xml:space="preserve"> in</w:t>
       </w:r>
       <w:r>
         <w:rPr>
@@ -1715,7 +1715,7 @@
         <w:rPr>
           <w:rFonts w:ascii="Times New Roman" w:hAnsi="Times New Roman" w:cs="Times New Roman"/>
         </w:rPr>
-        <w:t xml:space="preserve">a subscriber to the publication called the </w:t>
+        <w:t>a subscriber to the publication called the</w:t>
       </w:r>
       <w:r>
         <w:rPr>
@@ -2162,7 +2162,7 @@
         <w:rPr>
           <w:rFonts w:ascii="Times New Roman" w:hAnsi="Times New Roman" w:cs="Times New Roman"/>
         </w:rPr>
-        <w:t xml:space="preserve">is </w:t>
+        <w:t>is</w:t>
       </w:r>
       <w:r>
         <w:rPr>
@@ -2585,7 +2585,7 @@
         <w:rPr>
           <w:rFonts w:ascii="Times New Roman" w:hAnsi="Times New Roman" w:cs="Times New Roman"/>
         </w:rPr>
-        <w:t xml:space="preserve">the </w:t>
+        <w:t>the</w:t>
       </w:r>
       <w:r>
         <w:rPr>

--- a/Files/04 - Bamidbar/01 - Bamidbar/5785/Bamidbar 5785.docx
+++ b/Files/04 - Bamidbar/01 - Bamidbar/5785/Bamidbar 5785.docx
@@ -1295,7 +1295,19 @@
         <w:rPr>
           <w:rFonts w:ascii="Times New Roman" w:hAnsi="Times New Roman" w:cs="Times New Roman"/>
         </w:rPr>
-        <w:t xml:space="preserve">. The officer told him that if he dropped even one of the rocks from his armpits, he would be shot immediately. In fact, because this was such as an extremely painful form of death, the officer advised him, </w:t>
+        <w:t xml:space="preserve">. The officer told him that if he dropped even one of the rocks from his armpits, he would be shot immediately. In fact, because this </w:t>
+      </w:r>
+      <w:r>
+        <w:rPr>
+          <w:rFonts w:ascii="Times New Roman" w:hAnsi="Times New Roman" w:cs="Times New Roman"/>
+        </w:rPr>
+        <w:t>was such</w:t>
+      </w:r>
+      <w:r>
+        <w:rPr>
+          <w:rFonts w:ascii="Times New Roman" w:hAnsi="Times New Roman" w:cs="Times New Roman"/>
+        </w:rPr>
+        <w:t xml:space="preserve"> an extremely painful form of death, the officer advised him, </w:t>
       </w:r>
       <w:r>
         <w:rPr>
@@ -1675,7 +1687,7 @@
         <w:rPr>
           <w:rFonts w:ascii="Times New Roman" w:hAnsi="Times New Roman" w:cs="Times New Roman"/>
         </w:rPr>
-        <w:t xml:space="preserve"> in </w:t>
+        <w:t xml:space="preserve"> in</w:t>
       </w:r>
       <w:r>
         <w:rPr>
@@ -1715,7 +1727,7 @@
         <w:rPr>
           <w:rFonts w:ascii="Times New Roman" w:hAnsi="Times New Roman" w:cs="Times New Roman"/>
         </w:rPr>
-        <w:t xml:space="preserve">a subscriber to the publication called the </w:t>
+        <w:t>a subscriber to the publication called the</w:t>
       </w:r>
       <w:r>
         <w:rPr>
@@ -2162,7 +2174,7 @@
         <w:rPr>
           <w:rFonts w:ascii="Times New Roman" w:hAnsi="Times New Roman" w:cs="Times New Roman"/>
         </w:rPr>
-        <w:t xml:space="preserve">is </w:t>
+        <w:t>is</w:t>
       </w:r>
       <w:r>
         <w:rPr>
@@ -2585,7 +2597,7 @@
         <w:rPr>
           <w:rFonts w:ascii="Times New Roman" w:hAnsi="Times New Roman" w:cs="Times New Roman"/>
         </w:rPr>
-        <w:t xml:space="preserve">the </w:t>
+        <w:t>the</w:t>
       </w:r>
       <w:r>
         <w:rPr>

--- a/Files/04 - Bamidbar/01 - Bamidbar/5785/Bamidbar 5785.docx
+++ b/Files/04 - Bamidbar/01 - Bamidbar/5785/Bamidbar 5785.docx
@@ -1687,7 +1687,7 @@
         <w:rPr>
           <w:rFonts w:ascii="Times New Roman" w:hAnsi="Times New Roman" w:cs="Times New Roman"/>
         </w:rPr>
-        <w:t xml:space="preserve"> in</w:t>
+        <w:t xml:space="preserve"> in </w:t>
       </w:r>
       <w:r>
         <w:rPr>
@@ -1727,7 +1727,7 @@
         <w:rPr>
           <w:rFonts w:ascii="Times New Roman" w:hAnsi="Times New Roman" w:cs="Times New Roman"/>
         </w:rPr>
-        <w:t>a subscriber to the publication called the</w:t>
+        <w:t xml:space="preserve">a subscriber to the publication called the </w:t>
       </w:r>
       <w:r>
         <w:rPr>
@@ -2174,7 +2174,7 @@
         <w:rPr>
           <w:rFonts w:ascii="Times New Roman" w:hAnsi="Times New Roman" w:cs="Times New Roman"/>
         </w:rPr>
-        <w:t>is</w:t>
+        <w:t xml:space="preserve">is </w:t>
       </w:r>
       <w:r>
         <w:rPr>
@@ -2597,7 +2597,7 @@
         <w:rPr>
           <w:rFonts w:ascii="Times New Roman" w:hAnsi="Times New Roman" w:cs="Times New Roman"/>
         </w:rPr>
-        <w:t>the</w:t>
+        <w:t xml:space="preserve">the </w:t>
       </w:r>
       <w:r>
         <w:rPr>
